--- a/data/outputs/v2/Core_Mathematics/SS2.4_Trigonometry_1/quiz/Core_Mathematics_G10_SS2.4_Trigonometry_1_L6_AnswerKey.docx
+++ b/data/outputs/v2/Core_Mathematics/SS2.4_Trigonometry_1/quiz/Core_Mathematics_G10_SS2.4_Trigonometry_1_L6_AnswerKey.docx
@@ -1590,7 +1590,7 @@
         </w:rPr>
         <w:t xml:space="preserve">© 2026 SeaVuria and ARES. Aligned with KICD objectives. Developed by SeaVuria; technical implementation by ARES (with AI assistance from Claude). Licensed under </w:t>
       </w:r>
-      <w:hyperlink w:history="1" r:id="rId9gxvzzcko3djj2gbuwgxy">
+      <w:hyperlink w:history="1" r:id="rIdj2l2llhehlnz6vwbsddtq">
         <w:r>
           <w:rPr>
             <w:rFonts w:ascii="Arial" w:cs="Arial" w:eastAsia="Arial" w:hAnsi="Arial"/>
@@ -1611,7 +1611,7 @@
         </w:rPr>
         <w:t xml:space="preserve"> (</w:t>
       </w:r>
-      <w:hyperlink w:history="1" r:id="rIdpvpefoia611aap3pm40uk">
+      <w:hyperlink w:history="1" r:id="rIdfikhjc7c-hbxov9_nsjpv">
         <w:r>
           <w:rPr>
             <w:rFonts w:ascii="Arial" w:cs="Arial" w:eastAsia="Arial" w:hAnsi="Arial"/>

--- a/data/outputs/v2/Core_Mathematics/SS2.4_Trigonometry_1/quiz/Core_Mathematics_G10_SS2.4_Trigonometry_1_L6_AnswerKey.docx
+++ b/data/outputs/v2/Core_Mathematics/SS2.4_Trigonometry_1/quiz/Core_Mathematics_G10_SS2.4_Trigonometry_1_L6_AnswerKey.docx
@@ -1590,7 +1590,7 @@
         </w:rPr>
         <w:t xml:space="preserve">© 2026 SeaVuria and ARES. Aligned with KICD objectives. Developed by SeaVuria; technical implementation by ARES (with AI assistance from Claude). Licensed under </w:t>
       </w:r>
-      <w:hyperlink w:history="1" r:id="rIdj2l2llhehlnz6vwbsddtq">
+      <w:hyperlink w:history="1" r:id="rIdirtcot7kavpfw6q2-dhgs">
         <w:r>
           <w:rPr>
             <w:rFonts w:ascii="Arial" w:cs="Arial" w:eastAsia="Arial" w:hAnsi="Arial"/>
@@ -1611,7 +1611,7 @@
         </w:rPr>
         <w:t xml:space="preserve"> (</w:t>
       </w:r>
-      <w:hyperlink w:history="1" r:id="rIdfikhjc7c-hbxov9_nsjpv">
+      <w:hyperlink w:history="1" r:id="rIdxvtggiwdagxudrecofokb">
         <w:r>
           <w:rPr>
             <w:rFonts w:ascii="Arial" w:cs="Arial" w:eastAsia="Arial" w:hAnsi="Arial"/>

--- a/data/outputs/v2/Core_Mathematics/SS2.4_Trigonometry_1/quiz/Core_Mathematics_G10_SS2.4_Trigonometry_1_L6_AnswerKey.docx
+++ b/data/outputs/v2/Core_Mathematics/SS2.4_Trigonometry_1/quiz/Core_Mathematics_G10_SS2.4_Trigonometry_1_L6_AnswerKey.docx
@@ -1590,7 +1590,7 @@
         </w:rPr>
         <w:t xml:space="preserve">© 2026 SeaVuria and ARES. Aligned with KICD objectives. Developed by SeaVuria; technical implementation by ARES (with AI assistance from Claude). Licensed under </w:t>
       </w:r>
-      <w:hyperlink w:history="1" r:id="rIdirtcot7kavpfw6q2-dhgs">
+      <w:hyperlink w:history="1" r:id="rIdvwqhsjjuxeqpsclqdy5o2">
         <w:r>
           <w:rPr>
             <w:rFonts w:ascii="Arial" w:cs="Arial" w:eastAsia="Arial" w:hAnsi="Arial"/>
@@ -1611,7 +1611,7 @@
         </w:rPr>
         <w:t xml:space="preserve"> (</w:t>
       </w:r>
-      <w:hyperlink w:history="1" r:id="rIdxvtggiwdagxudrecofokb">
+      <w:hyperlink w:history="1" r:id="rIdcolmq2i2rduzvkpazzqc-">
         <w:r>
           <w:rPr>
             <w:rFonts w:ascii="Arial" w:cs="Arial" w:eastAsia="Arial" w:hAnsi="Arial"/>
